--- a/Tailored_CVs/Shinoy_Wypoon_Technologies_Senior_Dynatrace_Observability_Platform_Engineer.docx
+++ b/Tailored_CVs/Shinoy_Wypoon_Technologies_Senior_Dynatrace_Observability_Platform_Engineer.docx
@@ -70,7 +70,7 @@
           <w:b w:val="0"/>
           <w:sz w:val="19"/>
         </w:rPr>
-        <w:t>QA Automation Engineer with over 8 years of experience building scalable test automation frameworks and integrating CI/CD pipelines using Java, Selenium, Playwright, AWS, and Terraform. While my background is rooted in software testing and quality assurance rather than dedicated observability platform engineering like Dynatrace, I bring strong expertise in infrastructure-as-code, pipeline integration, and continuous improvement. I am based in Amstelveen with a valid EU…</w:t>
+        <w:t>QA Automation Engineer with over 8 years of experience building scalable test frameworks using Java, Selenium, and TypeScript Playwright, alongside hands-on CI/CD and infrastructure experience with AWS, Terraform, and Docker. I have a strong background in test environment provisioning, backend validation, and collaborating with cross-functional teams to improve software quality and release processes. While my primary expertise is in software quality assurance and test…</w:t>
       </w:r>
     </w:p>
     <w:p>
@@ -288,7 +288,7 @@
           <w:b w:val="0"/>
           <w:sz w:val="18"/>
         </w:rPr>
-        <w:t>▸ Provisioned and managed underlying test environments using Terraform and AWS to maintain high availability and consistency.</w:t>
+        <w:t>▸ Provisioned and managed underlying test environments using Terraform and AWS to maintain high availability and consistency across releases.</w:t>
       </w:r>
     </w:p>
     <w:p>
@@ -301,7 +301,7 @@
           <w:b w:val="0"/>
           <w:sz w:val="18"/>
         </w:rPr>
-        <w:t>▸ Integrated automation regression test builds and deployment workflows within Jenkins CI/CD pipelines.</w:t>
+        <w:t>▸ Integrated automated regression test builds and pipeline processes within Jenkins to ensure continuous validation and feedback.</w:t>
       </w:r>
     </w:p>
     <w:p>
@@ -314,7 +314,7 @@
           <w:b w:val="0"/>
           <w:sz w:val="18"/>
         </w:rPr>
-        <w:t>▸ Utilized Oracle SQL and automated validation scripts to ensure data integrity across complex backend workflows.</w:t>
+        <w:t>▸ Containerized test environments using Docker and implemented configuration management practices to support stable software deployments.</w:t>
       </w:r>
     </w:p>
     <w:p>
@@ -327,7 +327,7 @@
           <w:b w:val="0"/>
           <w:sz w:val="18"/>
         </w:rPr>
-        <w:t>▸ Collaborated with crossfunctional teams and SREs to explain release objectives, identify bottlenecks, and improve deployment quality.</w:t>
+        <w:t>▸ Collaborated closely with SRE and development teams to explain release objectives, identify technical bottlenecks, and improve overall system reliability.</w:t>
       </w:r>
     </w:p>
     <w:p>
